--- a/docs/administratif/2026-2027 Fiche action - Valmy.docx
+++ b/docs/administratif/2026-2027 Fiche action - Valmy.docx
@@ -749,7 +749,7 @@
                 <w:sz w:val="22"/>
                 <w:szCs w:val="22"/>
               </w:rPr>
-              <w:t xml:space="preserve">Lundi 12 octobre 2026, de 9h00 à 10h00 (accueil au lycée à 8h00, départ du lycée à 8h50)</w:t>
+              <w:t xml:space="preserve">Mardi 13 octobre 2026, de 9h30 à 11h15 (rendez-vous au lycée à 9h10, départ à 9h30, retour au lycée à 11h15). Élèves libérés à 11h15, cours de 13h30 à 15h20.</w:t>
             </w:r>
           </w:p>
         </w:tc>
